--- a/companies/hollowell-ip/Firm/Firm Overview 2019 v3.docx
+++ b/companies/hollowell-ip/Firm/Firm Overview 2019 v3.docx
@@ -7,12 +7,12 @@
         <w:pStyle w:val="Heading1"/>
       </w:pPr>
       <w:r>
-        <w:t>Hollowell Patent Group PLLC: Firm Overview</w:t>
+        <w:t>Hollowell Patent Group PLLC</w:t>
       </w:r>
     </w:p>
     <w:p>
       <w:r>
-        <w:t>Hollowell Patent Group is a patent boutique. We prosecute and defend patent portfolios, and we would rather do a small number of things carefully than a long list of things adequately. A client who hires us gets lawyers and agents who know the technology, the file histories, and the deadlines, and who will say plainly what a patent does and does not cover. We keep our workload deliberate, so that the people who meet a client in the first conversation are the people who do that client's work afterward.</w:t>
+        <w:t>Hollowell Patent Group PLLC is a patent practice. We prepare and prosecute patent applications, manage portfolios once patents issue, and advise clients on the strength and reach of patents held by others, and we keep the firm to that work so that every matter is handled by people who practice nothing else. This overview describes the services we offer, how a matter is run from the first conversation to the last docketed date, and what a client should expect from us in writing.</w:t>
       </w:r>
     </w:p>
     <w:p>
@@ -20,12 +20,12 @@
         <w:pStyle w:val="Heading2"/>
       </w:pPr>
       <w:r>
-        <w:t>The Work</w:t>
+        <w:t>What we do</w:t>
       </w:r>
     </w:p>
     <w:p>
       <w:r>
-        <w:t>Our involvement runs from a first application through the life of a granted patent. We prosecute across the technologies our clients actually build, which for this firm means a good deal of medical-device and hardware work, where the claims sit close to the engineering and a drafting error is expensive to unwind years later. The service lines below describe how that work is organized, not the limits of what we will take on.</w:t>
+        <w:t>The work falls into four service lines. Each is opened, staffed, and billed as its own matter, so that a client can see what is being done, by whom, and on what terms.</w:t>
       </w:r>
     </w:p>
     <w:p>
@@ -33,7 +33,7 @@
         <w:pStyle w:val="ListBullet"/>
       </w:pPr>
       <w:r>
-        <w:t>Patent prosecution. Drafting and filing new applications and carrying them through examination, including the responses and claim amendments that answer an examiner's rejections.</w:t>
+        <w:t>Preparation and prosecution: drafting specifications and claims from an inventor's disclosure, responding to office actions, conducting examiner interviews, and managing continuation and divisional filings within a family.</w:t>
       </w:r>
     </w:p>
     <w:p>
@@ -41,7 +41,7 @@
         <w:pStyle w:val="ListBullet"/>
       </w:pPr>
       <w:r>
-        <w:t>Portfolio management. Organizing a client's patents by family and technology, so that decisions about what to file, maintain, or let lapse are made against the whole portfolio rather than one matter at a time.</w:t>
+        <w:t>Portfolio review and management: periodic reviews organized by patent family, covering what is pending, what has issued, which response dates and maintenance fees fall due, and where the claims have drifted away from the products they are meant to protect.</w:t>
       </w:r>
     </w:p>
     <w:p>
@@ -49,7 +49,7 @@
         <w:pStyle w:val="ListBullet"/>
       </w:pPr>
       <w:r>
-        <w:t>Opinions and counseling. Freedom-to-operate, patentability, and related analyses, written with the qualifications the question actually warrants and marked privileged where they belong.</w:t>
+        <w:t>Freedom-to-operate and validity analysis: privileged memoranda that define their scope at the outset, separate what the record shows from what remains uncertain, and state each conclusion with the qualifications the analysis supports.</w:t>
       </w:r>
     </w:p>
     <w:p>
@@ -57,7 +57,7 @@
         <w:pStyle w:val="ListBullet"/>
       </w:pPr>
       <w:r>
-        <w:t>Portfolio review and reporting. Structured reviews organized by family, and short updates to a client or a board that put the portfolio on a page without pretending it is simpler than it is.</w:t>
+        <w:t>Post-grant proceedings: advice on the exposure presented by a petition before the Patent Trial and Appeal Board, and preparation of petitions and patent owner responses where a client decides to proceed.</w:t>
       </w:r>
     </w:p>
     <w:p>
@@ -65,22 +65,12 @@
         <w:pStyle w:val="Heading2"/>
       </w:pPr>
       <w:r>
-        <w:t>How We Work</w:t>
+        <w:t>Who the practice is built for</w:t>
       </w:r>
     </w:p>
     <w:p>
       <w:r>
-        <w:t>How we take a matter is as much a part of the service as the matter itself. Every engagement begins with a letter that says in plain terms what we will do, what it costs, who does the work, and what happens if an invoice goes unpaid, because a scope argument is far cheaper to have at the start of a matter than in the middle of a prosecution. We run a conflicts check before we open a file, and we decline the matters we cannot take cleanly, since a firm this size protects its clients by being careful about whom it represents, not by taking in everything that walks through the door.</w:t>
-      </w:r>
-    </w:p>
-    <w:p>
-      <w:r>
-        <w:t>We write carefully on purpose. Counsel who tells a client that a product does not infringe, without qualification, has written a liability rather than an opinion, so our memoranda carry the hedges the analysis warrants and no more certainty than the record will support. And the docket is the discipline everything else rests on: a missed date is the one mistake this practice cannot absorb, so nothing goes out and no deadline passes without routing through docketing, and a date, once confirmed, is not quietly changed.</w:t>
-      </w:r>
-    </w:p>
-    <w:p>
-      <w:r>
-        <w:t>Clients hear from us the way the work actually moves. Routine updates are short and go out against a docket number, so a client can file them and find them again without reading a page of preamble to learn one date. Portfolio reviews are the opposite, long and structured and organized by family, because a portfolio is only legible when the related matters are read together. And when a board wants the whole picture at once, we will put it on a page, though we will not let a one-page summary imply a certainty the underlying files do not have.</w:t>
+        <w:t>The firm is organized for clients whose value is concentrated in a modest number of technical patent families: medical device companies, university technology licensing offices, and venture-backed hardware companies building a portfolio that a later investor or licensee will examine closely. This overview does not describe the work of any particular client, and the firm will not cite a client's matter in a document of this kind without that client's written consent.</w:t>
       </w:r>
     </w:p>
     <w:p>
@@ -88,17 +78,66 @@
         <w:pStyle w:val="Heading2"/>
       </w:pPr>
       <w:r>
-        <w:t>Representative Work</w:t>
+        <w:t>How a matter runs</w:t>
       </w:r>
     </w:p>
     <w:p>
       <w:r>
-        <w:t>A representative example of the work is our engagement for Odonnell Inc, for whom we handle prosecution and portfolio matters of the kind described above. It is one illustration of what we do rather than the whole of our practice, and we describe it here only to show the shape of a typical engagement; the balance of our work is confidential to the clients it belongs to.</w:t>
+        <w:t>Every matter begins with a conflicts check and a written engagement letter that states the scope of the work, the basis on which it is billed, and what follows if invoices go unpaid, and no substantive work begins until that letter is signed. Mary Bradley, our Managing Partner, reviews each engagement letter before it is sent and assigns every matter a responsible attorney or agent, so that at any point one named person owns the next deadline.</w:t>
       </w:r>
     </w:p>
     <w:p>
       <w:r>
-        <w:t>If a company is weighing whether to move its patent work here, the next step is a conversation rather than a proposal. Mary Bradley, Managing Partner, takes those inquiries directly, will run the conflicts check before anything else, and will say plainly whether this firm is the right place for the matter.</w:t>
+        <w:t>Routine updates go to clients as short emails that cite the docket number and state what happened, what is due next, and who is responsible for it. Longer work, such as a portfolio review or a freedom-to-operate memorandum, is delivered as a structured written document, and where a client's board needs the portfolio summarized, we prepare a short presentation for that purpose.</w:t>
+      </w:r>
+    </w:p>
+    <w:p>
+      <w:pPr>
+        <w:pStyle w:val="Heading2"/>
+      </w:pPr>
+      <w:r>
+        <w:t>Docket control</w:t>
+      </w:r>
+    </w:p>
+    <w:p>
+      <w:r>
+        <w:t>We treat the docket as the part of the practice that admits no exceptions, because a missed statutory or response date can cost a client rights that later work cannot recover. Sharon Woods, our Docketing Manager, maintains the firm's docket, sends reminder notices in a fixed format to the responsible attorney or agent well ahead of each date, and escalates any reminder that has not been confirmed in writing.</w:t>
+      </w:r>
+    </w:p>
+    <w:p>
+      <w:r>
+        <w:t>She also reconciles the docket independently against the patent office's own records, which means that a date entered incorrectly at intake is caught by a second, separate check well before the date itself arrives. An unconfirmed date is treated as an open problem until a named person has taken responsibility for it.</w:t>
+      </w:r>
+    </w:p>
+    <w:p>
+      <w:pPr>
+        <w:pStyle w:val="Heading2"/>
+      </w:pPr>
+      <w:r>
+        <w:t>How we write</w:t>
+      </w:r>
+    </w:p>
+    <w:p>
+      <w:r>
+        <w:t>Our opinions are as qualified as the analysis behind them. We will not tell a client that a product does not infringe, or that a patent is invalid, unless the record supports that statement without reservation, and where it does not, the memorandum states what we found, what we could not determine, and what further work would narrow the question.</w:t>
+      </w:r>
+    </w:p>
+    <w:p>
+      <w:r>
+        <w:t>Every document a client reads identifies the attorneys and agents on the matter by full name and title. Privileged analysis is marked as privileged on its first page, so that its status never has to be inferred.</w:t>
+      </w:r>
+    </w:p>
+    <w:p>
+      <w:pPr>
+        <w:pStyle w:val="Heading2"/>
+      </w:pPr>
+      <w:r>
+        <w:t>Opening a matter</w:t>
+      </w:r>
+    </w:p>
+    <w:p>
+      <w:r>
+        <w:t>A prospective client should begin by sending us the names of every party involved, including any parent company, licensor, or co-owner, so that we can complete a conflicts check before any confidential information is exchanged. Once that check is clear, Mary Bradley will arrange an initial call to define the scope of the first engagement and will send the engagement letter that governs it.</w:t>
       </w:r>
     </w:p>
     <w:sectPr>
